--- a/docx_resources/Вечірня-Утреня/В,У - Мінея/08-Серпень/19-__-Андрея_Страт.docx
+++ b/docx_resources/Вечірня-Утреня/В,У - Мінея/08-Серпень/19-__-Андрея_Страт.docx
@@ -204,6 +204,7 @@
         <w:rPr>
           <w:rFonts w:ascii="Times New Roman" w:hAnsi="Times New Roman" w:cs="Times New Roman"/>
           <w:b/>
+          <w:sz w:val="24"/>
         </w:rPr>
         <w:t>ВЕЧІРНЯ</w:t>
       </w:r>
@@ -2109,6 +2110,7 @@
           <w:b/>
           <w:i/>
           <w:color w:val="FF0000"/>
+          <w:sz w:val="24"/>
           <w:lang w:val="uk-UA"/>
         </w:rPr>
         <w:t>Вечірні молитви</w:t>
@@ -2459,7 +2461,7 @@
       </w:r>
       <w:r>
         <w:rPr>
-          <w:rFonts w:ascii="Gungsuh" w:eastAsia="Gungsuh" w:hAnsi="Gungsuh" w:cs="Gungsuh"/>
+          <w:rFonts w:ascii="Times New Roman" w:eastAsia="Gungsuh" w:hAnsi="Times New Roman" w:cs="Gungsuh"/>
           <w:sz w:val="24"/>
           <w:szCs w:val="24"/>
           <w:lang w:val="uk-UA"/>
@@ -6471,6 +6473,7 @@
           <w:b/>
           <w:i/>
           <w:color w:val="FF0000"/>
+          <w:sz w:val="24"/>
           <w:lang w:val="uk-UA"/>
         </w:rPr>
         <w:lastRenderedPageBreak/>
@@ -9845,6 +9848,7 @@
           <w:b/>
           <w:i/>
           <w:color w:val="FF0000"/>
+          <w:sz w:val="24"/>
           <w:lang w:val="uk-UA"/>
         </w:rPr>
         <w:t>Прокімен</w:t>
@@ -9974,6 +9978,7 @@
           <w:b/>
           <w:i/>
           <w:color w:val="FF0000"/>
+          <w:sz w:val="24"/>
           <w:lang w:val="uk-UA"/>
         </w:rPr>
         <w:t>Сподоби, Господи</w:t>
@@ -10220,6 +10225,7 @@
           <w:b/>
           <w:i/>
           <w:color w:val="FF0000"/>
+          <w:sz w:val="24"/>
           <w:lang w:val="uk-UA"/>
         </w:rPr>
         <w:t xml:space="preserve">Прохальна </w:t>
@@ -10231,6 +10237,7 @@
           <w:b/>
           <w:i/>
           <w:color w:val="FF0000"/>
+          <w:sz w:val="24"/>
           <w:lang w:val="uk-UA"/>
         </w:rPr>
         <w:t>єктенія</w:t>
@@ -13103,6 +13110,7 @@
           <w:b/>
           <w:i/>
           <w:color w:val="FF0000"/>
+          <w:sz w:val="24"/>
           <w:lang w:val="uk-UA"/>
         </w:rPr>
         <w:t>Пісня Симеона</w:t>
@@ -13531,6 +13539,7 @@
           <w:b/>
           <w:i/>
           <w:color w:val="FF0000"/>
+          <w:sz w:val="24"/>
           <w:lang w:val="uk-UA"/>
         </w:rPr>
         <w:lastRenderedPageBreak/>
@@ -13868,6 +13877,7 @@
           <w:b/>
           <w:i/>
           <w:color w:val="FF0000"/>
+          <w:sz w:val="24"/>
           <w:lang w:val="uk-UA"/>
         </w:rPr>
         <w:t>Єктенія</w:t>
@@ -13879,6 +13889,7 @@
           <w:b/>
           <w:i/>
           <w:color w:val="FF0000"/>
+          <w:sz w:val="24"/>
           <w:lang w:val="uk-UA"/>
         </w:rPr>
         <w:t xml:space="preserve"> усильного благання</w:t>
@@ -15096,6 +15107,7 @@
           <w:b/>
           <w:i/>
           <w:color w:val="FF0000"/>
+          <w:sz w:val="24"/>
           <w:lang w:val="uk-UA"/>
         </w:rPr>
         <w:t>Після Вечірні</w:t>
@@ -15211,6 +15223,8 @@
       </w:pPr>
       <w:r>
         <w:rPr>
+          <w:rFonts w:ascii="Times New Roman" w:hAnsi="Times New Roman"/>
+          <w:sz w:val="24"/>
           <w:lang w:val="uk-UA"/>
         </w:rPr>
         <w:br w:type="page"/>
@@ -15230,6 +15244,7 @@
         <w:rPr>
           <w:rFonts w:ascii="Times New Roman" w:hAnsi="Times New Roman" w:cs="Times New Roman"/>
           <w:b/>
+          <w:sz w:val="24"/>
         </w:rPr>
         <w:lastRenderedPageBreak/>
         <w:t>УТРЕНЯ</w:t>
@@ -17059,7 +17074,7 @@
       </w:pPr>
       <w:r>
         <w:rPr>
-          <w:rFonts w:ascii="Gungsuh" w:eastAsia="Gungsuh" w:hAnsi="Gungsuh" w:cs="Gungsuh"/>
+          <w:rFonts w:ascii="Times New Roman" w:eastAsia="Gungsuh" w:hAnsi="Times New Roman" w:cs="Gungsuh"/>
           <w:sz w:val="24"/>
           <w:szCs w:val="24"/>
           <w:lang w:val="uk-UA"/>
@@ -17069,7 +17084,7 @@
       <w:proofErr w:type="spellStart"/>
       <w:r>
         <w:rPr>
-          <w:rFonts w:ascii="Gungsuh" w:eastAsia="Gungsuh" w:hAnsi="Gungsuh" w:cs="Gungsuh"/>
+          <w:rFonts w:ascii="Times New Roman" w:eastAsia="Gungsuh" w:hAnsi="Times New Roman" w:cs="Gungsuh"/>
           <w:sz w:val="24"/>
           <w:szCs w:val="24"/>
           <w:lang w:val="uk-UA"/>
@@ -17079,7 +17094,7 @@
       <w:proofErr w:type="spellEnd"/>
       <w:r>
         <w:rPr>
-          <w:rFonts w:ascii="Gungsuh" w:eastAsia="Gungsuh" w:hAnsi="Gungsuh" w:cs="Gungsuh"/>
+          <w:rFonts w:ascii="Times New Roman" w:eastAsia="Gungsuh" w:hAnsi="Times New Roman" w:cs="Gungsuh"/>
           <w:sz w:val="24"/>
           <w:szCs w:val="24"/>
           <w:lang w:val="uk-UA"/>
@@ -17163,7 +17178,7 @@
       </w:pPr>
       <w:r>
         <w:rPr>
-          <w:rFonts w:ascii="Gungsuh" w:eastAsia="Gungsuh" w:hAnsi="Gungsuh" w:cs="Gungsuh"/>
+          <w:rFonts w:ascii="Times New Roman" w:eastAsia="Gungsuh" w:hAnsi="Times New Roman" w:cs="Gungsuh"/>
           <w:sz w:val="24"/>
           <w:szCs w:val="24"/>
           <w:lang w:val="uk-UA"/>
@@ -17173,7 +17188,7 @@
       <w:proofErr w:type="spellStart"/>
       <w:r>
         <w:rPr>
-          <w:rFonts w:ascii="Gungsuh" w:eastAsia="Gungsuh" w:hAnsi="Gungsuh" w:cs="Gungsuh"/>
+          <w:rFonts w:ascii="Times New Roman" w:eastAsia="Gungsuh" w:hAnsi="Times New Roman" w:cs="Gungsuh"/>
           <w:sz w:val="24"/>
           <w:szCs w:val="24"/>
           <w:lang w:val="uk-UA"/>
@@ -17183,7 +17198,7 @@
       <w:proofErr w:type="spellEnd"/>
       <w:r>
         <w:rPr>
-          <w:rFonts w:ascii="Gungsuh" w:eastAsia="Gungsuh" w:hAnsi="Gungsuh" w:cs="Gungsuh"/>
+          <w:rFonts w:ascii="Times New Roman" w:eastAsia="Gungsuh" w:hAnsi="Times New Roman" w:cs="Gungsuh"/>
           <w:sz w:val="24"/>
           <w:szCs w:val="24"/>
           <w:lang w:val="uk-UA"/>
@@ -17304,7 +17319,7 @@
       </w:pPr>
       <w:r>
         <w:rPr>
-          <w:rFonts w:ascii="Gungsuh" w:eastAsia="Gungsuh" w:hAnsi="Gungsuh" w:cs="Gungsuh"/>
+          <w:rFonts w:ascii="Times New Roman" w:eastAsia="Gungsuh" w:hAnsi="Times New Roman" w:cs="Gungsuh"/>
           <w:sz w:val="24"/>
           <w:szCs w:val="24"/>
           <w:lang w:val="uk-UA"/>
@@ -18315,6 +18330,7 @@
           <w:b/>
           <w:i/>
           <w:color w:val="FF0000"/>
+          <w:sz w:val="24"/>
           <w:lang w:val="uk-UA"/>
         </w:rPr>
         <w:t>Утренні</w:t>
@@ -18326,6 +18342,7 @@
           <w:b/>
           <w:i/>
           <w:color w:val="FF0000"/>
+          <w:sz w:val="24"/>
           <w:lang w:val="uk-UA"/>
         </w:rPr>
         <w:t xml:space="preserve"> молитви</w:t>
@@ -21226,6 +21243,7 @@
           <w:b/>
           <w:i/>
           <w:color w:val="FF0000"/>
+          <w:sz w:val="24"/>
           <w:lang w:val="uk-UA"/>
         </w:rPr>
         <w:t>Бог Господь...</w:t>
@@ -21235,6 +21253,7 @@
           <w:rFonts w:ascii="Times New Roman" w:eastAsia="Times New Roman" w:hAnsi="Times New Roman" w:cs="Times New Roman"/>
           <w:i/>
           <w:color w:val="FF0000"/>
+          <w:sz w:val="24"/>
           <w:lang w:val="uk-UA"/>
         </w:rPr>
         <w:t xml:space="preserve"> (</w:t>
@@ -21245,6 +21264,7 @@
           <w:rFonts w:ascii="Times New Roman" w:eastAsia="Times New Roman" w:hAnsi="Times New Roman" w:cs="Times New Roman"/>
           <w:i/>
           <w:color w:val="FF0000"/>
+          <w:sz w:val="24"/>
           <w:lang w:val="uk-UA"/>
         </w:rPr>
         <w:t>Пс</w:t>
@@ -21255,6 +21275,7 @@
           <w:rFonts w:ascii="Times New Roman" w:eastAsia="Times New Roman" w:hAnsi="Times New Roman" w:cs="Times New Roman"/>
           <w:i/>
           <w:color w:val="FF0000"/>
+          <w:sz w:val="24"/>
           <w:lang w:val="uk-UA"/>
         </w:rPr>
         <w:t>. 117), глас 1</w:t>
@@ -21499,6 +21520,7 @@
           <w:b/>
           <w:i/>
           <w:color w:val="FF0000"/>
+          <w:sz w:val="24"/>
           <w:lang w:val="uk-UA"/>
         </w:rPr>
         <w:t>Тропарі</w:t>
@@ -22117,6 +22139,7 @@
           <w:b/>
           <w:i/>
           <w:color w:val="FF0000"/>
+          <w:sz w:val="24"/>
           <w:lang w:val="uk-UA"/>
         </w:rPr>
         <w:t xml:space="preserve">Мала </w:t>
@@ -22128,6 +22151,7 @@
           <w:b/>
           <w:i/>
           <w:color w:val="FF0000"/>
+          <w:sz w:val="24"/>
           <w:lang w:val="uk-UA"/>
         </w:rPr>
         <w:t>єктенія</w:t>
@@ -22574,6 +22598,7 @@
           <w:b/>
           <w:i/>
           <w:color w:val="FF0000"/>
+          <w:sz w:val="24"/>
           <w:lang w:val="uk-UA"/>
         </w:rPr>
         <w:t xml:space="preserve">Перший </w:t>
@@ -22585,6 +22610,7 @@
           <w:b/>
           <w:i/>
           <w:color w:val="FF0000"/>
+          <w:sz w:val="24"/>
           <w:lang w:val="uk-UA"/>
         </w:rPr>
         <w:t>сідальний</w:t>
@@ -22790,6 +22816,7 @@
           <w:b/>
           <w:i/>
           <w:color w:val="FF0000"/>
+          <w:sz w:val="24"/>
           <w:lang w:val="uk-UA"/>
         </w:rPr>
         <w:t xml:space="preserve">Мала </w:t>
@@ -22801,6 +22828,7 @@
           <w:b/>
           <w:i/>
           <w:color w:val="FF0000"/>
+          <w:sz w:val="24"/>
           <w:lang w:val="uk-UA"/>
         </w:rPr>
         <w:t>єктенія</w:t>
@@ -23302,6 +23330,7 @@
           <w:b/>
           <w:i/>
           <w:color w:val="FF0000"/>
+          <w:sz w:val="24"/>
           <w:lang w:val="uk-UA"/>
         </w:rPr>
         <w:t xml:space="preserve">Другий </w:t>
@@ -23313,6 +23342,7 @@
           <w:b/>
           <w:i/>
           <w:color w:val="FF0000"/>
+          <w:sz w:val="24"/>
           <w:lang w:val="uk-UA"/>
         </w:rPr>
         <w:t>сідальний</w:t>
@@ -23444,6 +23474,7 @@
           <w:b/>
           <w:i/>
           <w:color w:val="FF0000"/>
+          <w:sz w:val="24"/>
           <w:lang w:val="uk-UA"/>
         </w:rPr>
         <w:t>Псалом 50</w:t>
@@ -24360,6 +24391,7 @@
           <w:rFonts w:ascii="Times New Roman" w:hAnsi="Times New Roman" w:cs="Times New Roman"/>
           <w:i/>
           <w:color w:val="FF0000"/>
+          <w:sz w:val="24"/>
           <w:lang w:val="uk-UA"/>
         </w:rPr>
         <w:t xml:space="preserve">Пісня </w:t>
@@ -24369,6 +24401,7 @@
           <w:rFonts w:ascii="Times New Roman" w:hAnsi="Times New Roman" w:cs="Times New Roman"/>
           <w:i/>
           <w:color w:val="FF0000"/>
+          <w:sz w:val="24"/>
         </w:rPr>
         <w:t>1</w:t>
       </w:r>
@@ -24592,6 +24625,7 @@
           <w:rFonts w:ascii="Times New Roman" w:hAnsi="Times New Roman" w:cs="Times New Roman"/>
           <w:i/>
           <w:color w:val="FF0000"/>
+          <w:sz w:val="24"/>
           <w:lang w:val="uk-UA"/>
         </w:rPr>
         <w:t xml:space="preserve">Пісня </w:t>
@@ -24601,6 +24635,7 @@
           <w:rFonts w:ascii="Times New Roman" w:hAnsi="Times New Roman" w:cs="Times New Roman"/>
           <w:i/>
           <w:color w:val="FF0000"/>
+          <w:sz w:val="24"/>
         </w:rPr>
         <w:t>3</w:t>
       </w:r>
@@ -24872,6 +24907,7 @@
           <w:rFonts w:ascii="Times New Roman" w:hAnsi="Times New Roman" w:cs="Times New Roman"/>
           <w:i/>
           <w:color w:val="FF0000"/>
+          <w:sz w:val="24"/>
           <w:lang w:val="uk-UA"/>
         </w:rPr>
         <w:t xml:space="preserve">Мала </w:t>
@@ -24882,6 +24918,7 @@
           <w:rFonts w:ascii="Times New Roman" w:hAnsi="Times New Roman" w:cs="Times New Roman"/>
           <w:i/>
           <w:color w:val="FF0000"/>
+          <w:sz w:val="24"/>
           <w:lang w:val="uk-UA"/>
         </w:rPr>
         <w:t>єктенія</w:t>
@@ -25486,6 +25523,7 @@
           <w:rFonts w:ascii="Times New Roman" w:hAnsi="Times New Roman" w:cs="Times New Roman"/>
           <w:i/>
           <w:color w:val="FF0000"/>
+          <w:sz w:val="24"/>
           <w:lang w:val="uk-UA"/>
         </w:rPr>
         <w:t xml:space="preserve">Пісня </w:t>
@@ -25495,6 +25533,7 @@
           <w:rFonts w:ascii="Times New Roman" w:hAnsi="Times New Roman" w:cs="Times New Roman"/>
           <w:i/>
           <w:color w:val="FF0000"/>
+          <w:sz w:val="24"/>
         </w:rPr>
         <w:t>4</w:t>
       </w:r>
@@ -25722,6 +25761,7 @@
           <w:rFonts w:ascii="Times New Roman" w:hAnsi="Times New Roman" w:cs="Times New Roman"/>
           <w:i/>
           <w:color w:val="FF0000"/>
+          <w:sz w:val="24"/>
           <w:lang w:val="uk-UA"/>
         </w:rPr>
         <w:t xml:space="preserve">Пісня </w:t>
@@ -25731,6 +25771,7 @@
           <w:rFonts w:ascii="Times New Roman" w:hAnsi="Times New Roman" w:cs="Times New Roman"/>
           <w:i/>
           <w:color w:val="FF0000"/>
+          <w:sz w:val="24"/>
         </w:rPr>
         <w:t>5</w:t>
       </w:r>
@@ -26003,6 +26044,7 @@
           <w:rFonts w:ascii="Times New Roman" w:hAnsi="Times New Roman" w:cs="Times New Roman"/>
           <w:i/>
           <w:color w:val="FF0000"/>
+          <w:sz w:val="24"/>
           <w:lang w:val="uk-UA"/>
         </w:rPr>
         <w:lastRenderedPageBreak/>
@@ -26013,6 +26055,7 @@
           <w:rFonts w:ascii="Times New Roman" w:hAnsi="Times New Roman" w:cs="Times New Roman"/>
           <w:i/>
           <w:color w:val="FF0000"/>
+          <w:sz w:val="24"/>
         </w:rPr>
         <w:t>6</w:t>
       </w:r>
@@ -26272,6 +26315,7 @@
           <w:rFonts w:ascii="Times New Roman" w:hAnsi="Times New Roman" w:cs="Times New Roman"/>
           <w:i/>
           <w:color w:val="FF0000"/>
+          <w:sz w:val="24"/>
           <w:lang w:val="uk-UA"/>
         </w:rPr>
         <w:t xml:space="preserve">Мала </w:t>
@@ -26282,6 +26326,7 @@
           <w:rFonts w:ascii="Times New Roman" w:hAnsi="Times New Roman" w:cs="Times New Roman"/>
           <w:i/>
           <w:color w:val="FF0000"/>
+          <w:sz w:val="24"/>
           <w:lang w:val="uk-UA"/>
         </w:rPr>
         <w:t>єктенія</w:t>
@@ -27082,6 +27127,7 @@
           <w:rFonts w:ascii="Times New Roman" w:hAnsi="Times New Roman" w:cs="Times New Roman"/>
           <w:i/>
           <w:color w:val="FF0000"/>
+          <w:sz w:val="24"/>
           <w:lang w:val="uk-UA"/>
         </w:rPr>
         <w:t xml:space="preserve">Пісня </w:t>
@@ -27091,6 +27137,7 @@
           <w:rFonts w:ascii="Times New Roman" w:hAnsi="Times New Roman" w:cs="Times New Roman"/>
           <w:i/>
           <w:color w:val="FF0000"/>
+          <w:sz w:val="24"/>
         </w:rPr>
         <w:t>7</w:t>
       </w:r>
@@ -27342,6 +27389,7 @@
           <w:rFonts w:ascii="Times New Roman" w:hAnsi="Times New Roman" w:cs="Times New Roman"/>
           <w:i/>
           <w:color w:val="FF0000"/>
+          <w:sz w:val="24"/>
           <w:lang w:val="uk-UA"/>
         </w:rPr>
         <w:t xml:space="preserve">Пісня </w:t>
@@ -27351,6 +27399,7 @@
           <w:rFonts w:ascii="Times New Roman" w:hAnsi="Times New Roman" w:cs="Times New Roman"/>
           <w:i/>
           <w:color w:val="FF0000"/>
+          <w:sz w:val="24"/>
         </w:rPr>
         <w:t>8</w:t>
       </w:r>
@@ -27923,6 +27972,7 @@
           <w:b/>
           <w:i/>
           <w:color w:val="FF0000"/>
+          <w:sz w:val="24"/>
           <w:lang w:val="uk-UA"/>
         </w:rPr>
         <w:t>Пісня Богородиці</w:t>
@@ -28184,6 +28234,7 @@
           <w:rFonts w:ascii="Times New Roman" w:hAnsi="Times New Roman" w:cs="Times New Roman"/>
           <w:i/>
           <w:color w:val="FF0000"/>
+          <w:sz w:val="24"/>
           <w:lang w:val="uk-UA"/>
         </w:rPr>
         <w:t>Пісня 9</w:t>
@@ -28473,7 +28524,7 @@
       </w:r>
       <w:r>
         <w:rPr>
-          <w:rFonts w:ascii="Gungsuh" w:eastAsia="Gungsuh" w:hAnsi="Gungsuh" w:cs="Gungsuh"/>
+          <w:rFonts w:ascii="Times New Roman" w:eastAsia="Gungsuh" w:hAnsi="Times New Roman" w:cs="Gungsuh"/>
           <w:sz w:val="24"/>
           <w:szCs w:val="24"/>
           <w:lang w:val="uk-UA"/>
@@ -28523,6 +28574,7 @@
           <w:b/>
           <w:i/>
           <w:color w:val="FF0000"/>
+          <w:sz w:val="24"/>
           <w:lang w:val="uk-UA"/>
         </w:rPr>
         <w:t xml:space="preserve">Мала </w:t>
@@ -28534,6 +28586,7 @@
           <w:b/>
           <w:i/>
           <w:color w:val="FF0000"/>
+          <w:sz w:val="24"/>
           <w:lang w:val="uk-UA"/>
         </w:rPr>
         <w:t>єктенія</w:t>
@@ -28932,6 +28985,7 @@
           <w:b/>
           <w:i/>
           <w:color w:val="FF0000"/>
+          <w:sz w:val="24"/>
           <w:lang w:val="uk-UA"/>
         </w:rPr>
         <w:t>Світильний</w:t>
@@ -29761,6 +29815,7 @@
           <w:b/>
           <w:i/>
           <w:color w:val="FF0000"/>
+          <w:sz w:val="24"/>
           <w:lang w:val="uk-UA"/>
         </w:rPr>
         <w:t>Мале славослов'я</w:t>
@@ -30443,6 +30498,7 @@
           <w:b/>
           <w:i/>
           <w:color w:val="FF0000"/>
+          <w:sz w:val="24"/>
           <w:lang w:val="uk-UA"/>
         </w:rPr>
         <w:t xml:space="preserve">Прохальна </w:t>
@@ -30454,6 +30510,7 @@
           <w:b/>
           <w:i/>
           <w:color w:val="FF0000"/>
+          <w:sz w:val="24"/>
           <w:lang w:val="uk-UA"/>
         </w:rPr>
         <w:t>єктенія</w:t>
@@ -32654,6 +32711,7 @@
           <w:b/>
           <w:i/>
           <w:color w:val="FF0000"/>
+          <w:sz w:val="24"/>
           <w:lang w:val="uk-UA"/>
         </w:rPr>
         <w:t>Тропарі</w:t>
@@ -32990,6 +33048,7 @@
           <w:b/>
           <w:i/>
           <w:color w:val="FF0000"/>
+          <w:sz w:val="24"/>
           <w:lang w:val="uk-UA"/>
         </w:rPr>
         <w:t>Єктенія</w:t>
@@ -33001,6 +33060,7 @@
           <w:b/>
           <w:i/>
           <w:color w:val="FF0000"/>
+          <w:sz w:val="24"/>
           <w:lang w:val="uk-UA"/>
         </w:rPr>
         <w:t xml:space="preserve"> усильного благання</w:t>

--- a/docx_resources/Вечірня-Утреня/В,У - Мінея/08-Серпень/19-__-Андрея_Страт.docx
+++ b/docx_resources/Вечірня-Утреня/В,У - Мінея/08-Серпень/19-__-Андрея_Страт.docx
@@ -204,7 +204,6 @@
         <w:rPr>
           <w:rFonts w:ascii="Times New Roman" w:hAnsi="Times New Roman" w:cs="Times New Roman"/>
           <w:b/>
-          <w:sz w:val="24"/>
         </w:rPr>
         <w:t>ВЕЧІРНЯ</w:t>
       </w:r>
@@ -2110,7 +2109,6 @@
           <w:b/>
           <w:i/>
           <w:color w:val="FF0000"/>
-          <w:sz w:val="24"/>
           <w:lang w:val="uk-UA"/>
         </w:rPr>
         <w:t>Вечірні молитви</w:t>
@@ -2461,7 +2459,7 @@
       </w:r>
       <w:r>
         <w:rPr>
-          <w:rFonts w:ascii="Times New Roman" w:eastAsia="Gungsuh" w:hAnsi="Times New Roman" w:cs="Gungsuh"/>
+          <w:rFonts w:ascii="Gungsuh" w:eastAsia="Gungsuh" w:hAnsi="Gungsuh" w:cs="Gungsuh"/>
           <w:sz w:val="24"/>
           <w:szCs w:val="24"/>
           <w:lang w:val="uk-UA"/>
@@ -6473,7 +6471,6 @@
           <w:b/>
           <w:i/>
           <w:color w:val="FF0000"/>
-          <w:sz w:val="24"/>
           <w:lang w:val="uk-UA"/>
         </w:rPr>
         <w:lastRenderedPageBreak/>
@@ -9848,7 +9845,6 @@
           <w:b/>
           <w:i/>
           <w:color w:val="FF0000"/>
-          <w:sz w:val="24"/>
           <w:lang w:val="uk-UA"/>
         </w:rPr>
         <w:t>Прокімен</w:t>
@@ -9978,7 +9974,6 @@
           <w:b/>
           <w:i/>
           <w:color w:val="FF0000"/>
-          <w:sz w:val="24"/>
           <w:lang w:val="uk-UA"/>
         </w:rPr>
         <w:t>Сподоби, Господи</w:t>
@@ -10225,7 +10220,6 @@
           <w:b/>
           <w:i/>
           <w:color w:val="FF0000"/>
-          <w:sz w:val="24"/>
           <w:lang w:val="uk-UA"/>
         </w:rPr>
         <w:t xml:space="preserve">Прохальна </w:t>
@@ -10237,7 +10231,6 @@
           <w:b/>
           <w:i/>
           <w:color w:val="FF0000"/>
-          <w:sz w:val="24"/>
           <w:lang w:val="uk-UA"/>
         </w:rPr>
         <w:t>єктенія</w:t>
@@ -13110,7 +13103,6 @@
           <w:b/>
           <w:i/>
           <w:color w:val="FF0000"/>
-          <w:sz w:val="24"/>
           <w:lang w:val="uk-UA"/>
         </w:rPr>
         <w:t>Пісня Симеона</w:t>
@@ -13539,7 +13531,6 @@
           <w:b/>
           <w:i/>
           <w:color w:val="FF0000"/>
-          <w:sz w:val="24"/>
           <w:lang w:val="uk-UA"/>
         </w:rPr>
         <w:lastRenderedPageBreak/>
@@ -13877,7 +13868,6 @@
           <w:b/>
           <w:i/>
           <w:color w:val="FF0000"/>
-          <w:sz w:val="24"/>
           <w:lang w:val="uk-UA"/>
         </w:rPr>
         <w:t>Єктенія</w:t>
@@ -13889,7 +13879,6 @@
           <w:b/>
           <w:i/>
           <w:color w:val="FF0000"/>
-          <w:sz w:val="24"/>
           <w:lang w:val="uk-UA"/>
         </w:rPr>
         <w:t xml:space="preserve"> усильного благання</w:t>
@@ -15107,7 +15096,6 @@
           <w:b/>
           <w:i/>
           <w:color w:val="FF0000"/>
-          <w:sz w:val="24"/>
           <w:lang w:val="uk-UA"/>
         </w:rPr>
         <w:t>Після Вечірні</w:t>
@@ -15223,8 +15211,6 @@
       </w:pPr>
       <w:r>
         <w:rPr>
-          <w:rFonts w:ascii="Times New Roman" w:hAnsi="Times New Roman"/>
-          <w:sz w:val="24"/>
           <w:lang w:val="uk-UA"/>
         </w:rPr>
         <w:br w:type="page"/>
@@ -15244,7 +15230,6 @@
         <w:rPr>
           <w:rFonts w:ascii="Times New Roman" w:hAnsi="Times New Roman" w:cs="Times New Roman"/>
           <w:b/>
-          <w:sz w:val="24"/>
         </w:rPr>
         <w:lastRenderedPageBreak/>
         <w:t>УТРЕНЯ</w:t>
@@ -17074,7 +17059,7 @@
       </w:pPr>
       <w:r>
         <w:rPr>
-          <w:rFonts w:ascii="Times New Roman" w:eastAsia="Gungsuh" w:hAnsi="Times New Roman" w:cs="Gungsuh"/>
+          <w:rFonts w:ascii="Gungsuh" w:eastAsia="Gungsuh" w:hAnsi="Gungsuh" w:cs="Gungsuh"/>
           <w:sz w:val="24"/>
           <w:szCs w:val="24"/>
           <w:lang w:val="uk-UA"/>
@@ -17084,7 +17069,7 @@
       <w:proofErr w:type="spellStart"/>
       <w:r>
         <w:rPr>
-          <w:rFonts w:ascii="Times New Roman" w:eastAsia="Gungsuh" w:hAnsi="Times New Roman" w:cs="Gungsuh"/>
+          <w:rFonts w:ascii="Gungsuh" w:eastAsia="Gungsuh" w:hAnsi="Gungsuh" w:cs="Gungsuh"/>
           <w:sz w:val="24"/>
           <w:szCs w:val="24"/>
           <w:lang w:val="uk-UA"/>
@@ -17094,7 +17079,7 @@
       <w:proofErr w:type="spellEnd"/>
       <w:r>
         <w:rPr>
-          <w:rFonts w:ascii="Times New Roman" w:eastAsia="Gungsuh" w:hAnsi="Times New Roman" w:cs="Gungsuh"/>
+          <w:rFonts w:ascii="Gungsuh" w:eastAsia="Gungsuh" w:hAnsi="Gungsuh" w:cs="Gungsuh"/>
           <w:sz w:val="24"/>
           <w:szCs w:val="24"/>
           <w:lang w:val="uk-UA"/>
@@ -17178,7 +17163,7 @@
       </w:pPr>
       <w:r>
         <w:rPr>
-          <w:rFonts w:ascii="Times New Roman" w:eastAsia="Gungsuh" w:hAnsi="Times New Roman" w:cs="Gungsuh"/>
+          <w:rFonts w:ascii="Gungsuh" w:eastAsia="Gungsuh" w:hAnsi="Gungsuh" w:cs="Gungsuh"/>
           <w:sz w:val="24"/>
           <w:szCs w:val="24"/>
           <w:lang w:val="uk-UA"/>
@@ -17188,7 +17173,7 @@
       <w:proofErr w:type="spellStart"/>
       <w:r>
         <w:rPr>
-          <w:rFonts w:ascii="Times New Roman" w:eastAsia="Gungsuh" w:hAnsi="Times New Roman" w:cs="Gungsuh"/>
+          <w:rFonts w:ascii="Gungsuh" w:eastAsia="Gungsuh" w:hAnsi="Gungsuh" w:cs="Gungsuh"/>
           <w:sz w:val="24"/>
           <w:szCs w:val="24"/>
           <w:lang w:val="uk-UA"/>
@@ -17198,7 +17183,7 @@
       <w:proofErr w:type="spellEnd"/>
       <w:r>
         <w:rPr>
-          <w:rFonts w:ascii="Times New Roman" w:eastAsia="Gungsuh" w:hAnsi="Times New Roman" w:cs="Gungsuh"/>
+          <w:rFonts w:ascii="Gungsuh" w:eastAsia="Gungsuh" w:hAnsi="Gungsuh" w:cs="Gungsuh"/>
           <w:sz w:val="24"/>
           <w:szCs w:val="24"/>
           <w:lang w:val="uk-UA"/>
@@ -17319,7 +17304,7 @@
       </w:pPr>
       <w:r>
         <w:rPr>
-          <w:rFonts w:ascii="Times New Roman" w:eastAsia="Gungsuh" w:hAnsi="Times New Roman" w:cs="Gungsuh"/>
+          <w:rFonts w:ascii="Gungsuh" w:eastAsia="Gungsuh" w:hAnsi="Gungsuh" w:cs="Gungsuh"/>
           <w:sz w:val="24"/>
           <w:szCs w:val="24"/>
           <w:lang w:val="uk-UA"/>
@@ -18330,7 +18315,6 @@
           <w:b/>
           <w:i/>
           <w:color w:val="FF0000"/>
-          <w:sz w:val="24"/>
           <w:lang w:val="uk-UA"/>
         </w:rPr>
         <w:t>Утренні</w:t>
@@ -18342,7 +18326,6 @@
           <w:b/>
           <w:i/>
           <w:color w:val="FF0000"/>
-          <w:sz w:val="24"/>
           <w:lang w:val="uk-UA"/>
         </w:rPr>
         <w:t xml:space="preserve"> молитви</w:t>
@@ -21243,7 +21226,6 @@
           <w:b/>
           <w:i/>
           <w:color w:val="FF0000"/>
-          <w:sz w:val="24"/>
           <w:lang w:val="uk-UA"/>
         </w:rPr>
         <w:t>Бог Господь...</w:t>
@@ -21253,7 +21235,6 @@
           <w:rFonts w:ascii="Times New Roman" w:eastAsia="Times New Roman" w:hAnsi="Times New Roman" w:cs="Times New Roman"/>
           <w:i/>
           <w:color w:val="FF0000"/>
-          <w:sz w:val="24"/>
           <w:lang w:val="uk-UA"/>
         </w:rPr>
         <w:t xml:space="preserve"> (</w:t>
@@ -21264,7 +21245,6 @@
           <w:rFonts w:ascii="Times New Roman" w:eastAsia="Times New Roman" w:hAnsi="Times New Roman" w:cs="Times New Roman"/>
           <w:i/>
           <w:color w:val="FF0000"/>
-          <w:sz w:val="24"/>
           <w:lang w:val="uk-UA"/>
         </w:rPr>
         <w:t>Пс</w:t>
@@ -21275,7 +21255,6 @@
           <w:rFonts w:ascii="Times New Roman" w:eastAsia="Times New Roman" w:hAnsi="Times New Roman" w:cs="Times New Roman"/>
           <w:i/>
           <w:color w:val="FF0000"/>
-          <w:sz w:val="24"/>
           <w:lang w:val="uk-UA"/>
         </w:rPr>
         <w:t>. 117), глас 1</w:t>
@@ -21520,7 +21499,6 @@
           <w:b/>
           <w:i/>
           <w:color w:val="FF0000"/>
-          <w:sz w:val="24"/>
           <w:lang w:val="uk-UA"/>
         </w:rPr>
         <w:t>Тропарі</w:t>
@@ -22139,7 +22117,6 @@
           <w:b/>
           <w:i/>
           <w:color w:val="FF0000"/>
-          <w:sz w:val="24"/>
           <w:lang w:val="uk-UA"/>
         </w:rPr>
         <w:t xml:space="preserve">Мала </w:t>
@@ -22151,7 +22128,6 @@
           <w:b/>
           <w:i/>
           <w:color w:val="FF0000"/>
-          <w:sz w:val="24"/>
           <w:lang w:val="uk-UA"/>
         </w:rPr>
         <w:t>єктенія</w:t>
@@ -22598,7 +22574,6 @@
           <w:b/>
           <w:i/>
           <w:color w:val="FF0000"/>
-          <w:sz w:val="24"/>
           <w:lang w:val="uk-UA"/>
         </w:rPr>
         <w:t xml:space="preserve">Перший </w:t>
@@ -22610,7 +22585,6 @@
           <w:b/>
           <w:i/>
           <w:color w:val="FF0000"/>
-          <w:sz w:val="24"/>
           <w:lang w:val="uk-UA"/>
         </w:rPr>
         <w:t>сідальний</w:t>
@@ -22816,7 +22790,6 @@
           <w:b/>
           <w:i/>
           <w:color w:val="FF0000"/>
-          <w:sz w:val="24"/>
           <w:lang w:val="uk-UA"/>
         </w:rPr>
         <w:t xml:space="preserve">Мала </w:t>
@@ -22828,7 +22801,6 @@
           <w:b/>
           <w:i/>
           <w:color w:val="FF0000"/>
-          <w:sz w:val="24"/>
           <w:lang w:val="uk-UA"/>
         </w:rPr>
         <w:t>єктенія</w:t>
@@ -23330,7 +23302,6 @@
           <w:b/>
           <w:i/>
           <w:color w:val="FF0000"/>
-          <w:sz w:val="24"/>
           <w:lang w:val="uk-UA"/>
         </w:rPr>
         <w:t xml:space="preserve">Другий </w:t>
@@ -23342,7 +23313,6 @@
           <w:b/>
           <w:i/>
           <w:color w:val="FF0000"/>
-          <w:sz w:val="24"/>
           <w:lang w:val="uk-UA"/>
         </w:rPr>
         <w:t>сідальний</w:t>
@@ -23474,7 +23444,6 @@
           <w:b/>
           <w:i/>
           <w:color w:val="FF0000"/>
-          <w:sz w:val="24"/>
           <w:lang w:val="uk-UA"/>
         </w:rPr>
         <w:t>Псалом 50</w:t>
@@ -24391,7 +24360,6 @@
           <w:rFonts w:ascii="Times New Roman" w:hAnsi="Times New Roman" w:cs="Times New Roman"/>
           <w:i/>
           <w:color w:val="FF0000"/>
-          <w:sz w:val="24"/>
           <w:lang w:val="uk-UA"/>
         </w:rPr>
         <w:t xml:space="preserve">Пісня </w:t>
@@ -24401,7 +24369,6 @@
           <w:rFonts w:ascii="Times New Roman" w:hAnsi="Times New Roman" w:cs="Times New Roman"/>
           <w:i/>
           <w:color w:val="FF0000"/>
-          <w:sz w:val="24"/>
         </w:rPr>
         <w:t>1</w:t>
       </w:r>
@@ -24625,7 +24592,6 @@
           <w:rFonts w:ascii="Times New Roman" w:hAnsi="Times New Roman" w:cs="Times New Roman"/>
           <w:i/>
           <w:color w:val="FF0000"/>
-          <w:sz w:val="24"/>
           <w:lang w:val="uk-UA"/>
         </w:rPr>
         <w:t xml:space="preserve">Пісня </w:t>
@@ -24635,7 +24601,6 @@
           <w:rFonts w:ascii="Times New Roman" w:hAnsi="Times New Roman" w:cs="Times New Roman"/>
           <w:i/>
           <w:color w:val="FF0000"/>
-          <w:sz w:val="24"/>
         </w:rPr>
         <w:t>3</w:t>
       </w:r>
@@ -24907,7 +24872,6 @@
           <w:rFonts w:ascii="Times New Roman" w:hAnsi="Times New Roman" w:cs="Times New Roman"/>
           <w:i/>
           <w:color w:val="FF0000"/>
-          <w:sz w:val="24"/>
           <w:lang w:val="uk-UA"/>
         </w:rPr>
         <w:t xml:space="preserve">Мала </w:t>
@@ -24918,7 +24882,6 @@
           <w:rFonts w:ascii="Times New Roman" w:hAnsi="Times New Roman" w:cs="Times New Roman"/>
           <w:i/>
           <w:color w:val="FF0000"/>
-          <w:sz w:val="24"/>
           <w:lang w:val="uk-UA"/>
         </w:rPr>
         <w:t>єктенія</w:t>
@@ -25523,7 +25486,6 @@
           <w:rFonts w:ascii="Times New Roman" w:hAnsi="Times New Roman" w:cs="Times New Roman"/>
           <w:i/>
           <w:color w:val="FF0000"/>
-          <w:sz w:val="24"/>
           <w:lang w:val="uk-UA"/>
         </w:rPr>
         <w:t xml:space="preserve">Пісня </w:t>
@@ -25533,7 +25495,6 @@
           <w:rFonts w:ascii="Times New Roman" w:hAnsi="Times New Roman" w:cs="Times New Roman"/>
           <w:i/>
           <w:color w:val="FF0000"/>
-          <w:sz w:val="24"/>
         </w:rPr>
         <w:t>4</w:t>
       </w:r>
@@ -25761,7 +25722,6 @@
           <w:rFonts w:ascii="Times New Roman" w:hAnsi="Times New Roman" w:cs="Times New Roman"/>
           <w:i/>
           <w:color w:val="FF0000"/>
-          <w:sz w:val="24"/>
           <w:lang w:val="uk-UA"/>
         </w:rPr>
         <w:t xml:space="preserve">Пісня </w:t>
@@ -25771,7 +25731,6 @@
           <w:rFonts w:ascii="Times New Roman" w:hAnsi="Times New Roman" w:cs="Times New Roman"/>
           <w:i/>
           <w:color w:val="FF0000"/>
-          <w:sz w:val="24"/>
         </w:rPr>
         <w:t>5</w:t>
       </w:r>
@@ -26044,7 +26003,6 @@
           <w:rFonts w:ascii="Times New Roman" w:hAnsi="Times New Roman" w:cs="Times New Roman"/>
           <w:i/>
           <w:color w:val="FF0000"/>
-          <w:sz w:val="24"/>
           <w:lang w:val="uk-UA"/>
         </w:rPr>
         <w:lastRenderedPageBreak/>
@@ -26055,7 +26013,6 @@
           <w:rFonts w:ascii="Times New Roman" w:hAnsi="Times New Roman" w:cs="Times New Roman"/>
           <w:i/>
           <w:color w:val="FF0000"/>
-          <w:sz w:val="24"/>
         </w:rPr>
         <w:t>6</w:t>
       </w:r>
@@ -26315,7 +26272,6 @@
           <w:rFonts w:ascii="Times New Roman" w:hAnsi="Times New Roman" w:cs="Times New Roman"/>
           <w:i/>
           <w:color w:val="FF0000"/>
-          <w:sz w:val="24"/>
           <w:lang w:val="uk-UA"/>
         </w:rPr>
         <w:t xml:space="preserve">Мала </w:t>
@@ -26326,7 +26282,6 @@
           <w:rFonts w:ascii="Times New Roman" w:hAnsi="Times New Roman" w:cs="Times New Roman"/>
           <w:i/>
           <w:color w:val="FF0000"/>
-          <w:sz w:val="24"/>
           <w:lang w:val="uk-UA"/>
         </w:rPr>
         <w:t>єктенія</w:t>
@@ -27127,7 +27082,6 @@
           <w:rFonts w:ascii="Times New Roman" w:hAnsi="Times New Roman" w:cs="Times New Roman"/>
           <w:i/>
           <w:color w:val="FF0000"/>
-          <w:sz w:val="24"/>
           <w:lang w:val="uk-UA"/>
         </w:rPr>
         <w:t xml:space="preserve">Пісня </w:t>
@@ -27137,7 +27091,6 @@
           <w:rFonts w:ascii="Times New Roman" w:hAnsi="Times New Roman" w:cs="Times New Roman"/>
           <w:i/>
           <w:color w:val="FF0000"/>
-          <w:sz w:val="24"/>
         </w:rPr>
         <w:t>7</w:t>
       </w:r>
@@ -27389,7 +27342,6 @@
           <w:rFonts w:ascii="Times New Roman" w:hAnsi="Times New Roman" w:cs="Times New Roman"/>
           <w:i/>
           <w:color w:val="FF0000"/>
-          <w:sz w:val="24"/>
           <w:lang w:val="uk-UA"/>
         </w:rPr>
         <w:t xml:space="preserve">Пісня </w:t>
@@ -27399,7 +27351,6 @@
           <w:rFonts w:ascii="Times New Roman" w:hAnsi="Times New Roman" w:cs="Times New Roman"/>
           <w:i/>
           <w:color w:val="FF0000"/>
-          <w:sz w:val="24"/>
         </w:rPr>
         <w:t>8</w:t>
       </w:r>
@@ -27972,7 +27923,6 @@
           <w:b/>
           <w:i/>
           <w:color w:val="FF0000"/>
-          <w:sz w:val="24"/>
           <w:lang w:val="uk-UA"/>
         </w:rPr>
         <w:t>Пісня Богородиці</w:t>
@@ -28234,7 +28184,6 @@
           <w:rFonts w:ascii="Times New Roman" w:hAnsi="Times New Roman" w:cs="Times New Roman"/>
           <w:i/>
           <w:color w:val="FF0000"/>
-          <w:sz w:val="24"/>
           <w:lang w:val="uk-UA"/>
         </w:rPr>
         <w:t>Пісня 9</w:t>
@@ -28524,7 +28473,7 @@
       </w:r>
       <w:r>
         <w:rPr>
-          <w:rFonts w:ascii="Times New Roman" w:eastAsia="Gungsuh" w:hAnsi="Times New Roman" w:cs="Gungsuh"/>
+          <w:rFonts w:ascii="Gungsuh" w:eastAsia="Gungsuh" w:hAnsi="Gungsuh" w:cs="Gungsuh"/>
           <w:sz w:val="24"/>
           <w:szCs w:val="24"/>
           <w:lang w:val="uk-UA"/>
@@ -28574,7 +28523,6 @@
           <w:b/>
           <w:i/>
           <w:color w:val="FF0000"/>
-          <w:sz w:val="24"/>
           <w:lang w:val="uk-UA"/>
         </w:rPr>
         <w:t xml:space="preserve">Мала </w:t>
@@ -28586,7 +28534,6 @@
           <w:b/>
           <w:i/>
           <w:color w:val="FF0000"/>
-          <w:sz w:val="24"/>
           <w:lang w:val="uk-UA"/>
         </w:rPr>
         <w:t>єктенія</w:t>
@@ -28985,7 +28932,6 @@
           <w:b/>
           <w:i/>
           <w:color w:val="FF0000"/>
-          <w:sz w:val="24"/>
           <w:lang w:val="uk-UA"/>
         </w:rPr>
         <w:t>Світильний</w:t>
@@ -29815,7 +29761,6 @@
           <w:b/>
           <w:i/>
           <w:color w:val="FF0000"/>
-          <w:sz w:val="24"/>
           <w:lang w:val="uk-UA"/>
         </w:rPr>
         <w:t>Мале славослов'я</w:t>
@@ -30498,7 +30443,6 @@
           <w:b/>
           <w:i/>
           <w:color w:val="FF0000"/>
-          <w:sz w:val="24"/>
           <w:lang w:val="uk-UA"/>
         </w:rPr>
         <w:t xml:space="preserve">Прохальна </w:t>
@@ -30510,7 +30454,6 @@
           <w:b/>
           <w:i/>
           <w:color w:val="FF0000"/>
-          <w:sz w:val="24"/>
           <w:lang w:val="uk-UA"/>
         </w:rPr>
         <w:t>єктенія</w:t>
@@ -32711,7 +32654,6 @@
           <w:b/>
           <w:i/>
           <w:color w:val="FF0000"/>
-          <w:sz w:val="24"/>
           <w:lang w:val="uk-UA"/>
         </w:rPr>
         <w:t>Тропарі</w:t>
@@ -33048,7 +32990,6 @@
           <w:b/>
           <w:i/>
           <w:color w:val="FF0000"/>
-          <w:sz w:val="24"/>
           <w:lang w:val="uk-UA"/>
         </w:rPr>
         <w:t>Єктенія</w:t>
@@ -33060,7 +33001,6 @@
           <w:b/>
           <w:i/>
           <w:color w:val="FF0000"/>
-          <w:sz w:val="24"/>
           <w:lang w:val="uk-UA"/>
         </w:rPr>
         <w:t xml:space="preserve"> усильного благання</w:t>
